--- a/flow/20230927_hours/drafts/2024-03-u/10.03.docx
+++ b/flow/20230927_hours/drafts/2024-03-u/10.03.docx
@@ -1504,23 +1504,21 @@
       </w:r>
     </w:p>
     <w:p>
-      <w:pPr>
-        <w:spacing w:line="240" w:lineRule="auto"/>
-        <w:rPr>
-          <w:rFonts w:ascii="Times New Roman" w:hAnsi="Times New Roman"/>
-          <w:i/>
-          <w:color w:val="FF0000"/>
-          <w:sz w:val="24"/>
-        </w:rPr>
-      </w:pPr>
-      <w:r>
-        <w:rPr>
-          <w:rFonts w:ascii="Times New Roman" w:hAnsi="Times New Roman"/>
-          <w:i/>
-          <w:color w:val="FF0000"/>
-          <w:sz w:val="24"/>
-        </w:rPr>
-        <w:t>Тропар</w:t>
+      <w:r>
+        <w:rPr>
+          <w:rFonts w:ascii="Times New Roman" w:hAnsi="Times New Roman"/>
+          <w:i/>
+          <w:color w:val="FF0000"/>
+          <w:sz w:val="24"/>
+        </w:rPr>
+        <w:t>Тропар (г. 7):</w:t>
+      </w:r>
+      <w:r>
+        <w:rPr>
+          <w:rFonts w:ascii="Times New Roman" w:hAnsi="Times New Roman"/>
+          <w:sz w:val="24"/>
+        </w:rPr>
+        <w:t xml:space="preserve"> Розрушив Ти хрестом твоїм смерть, * створив Ти розбійникові рай, * мироносицям плач перемінив єси, * і апостолам проповідати повелів єси, * що воскрес Ти, Христе Боже, * даючи світові велику милість.</w:t>
       </w:r>
     </w:p>
     <w:p>
@@ -1964,22 +1962,22 @@
       </w:r>
     </w:p>
     <w:p>
-      <w:pPr>
-        <w:spacing w:line="240" w:lineRule="auto"/>
-        <w:rPr>
-          <w:rFonts w:ascii="Times New Roman" w:hAnsi="Times New Roman"/>
-          <w:i/>
-          <w:sz w:val="24"/>
-        </w:rPr>
-      </w:pPr>
-      <w:r>
-        <w:rPr>
-          <w:rFonts w:ascii="Times New Roman" w:hAnsi="Times New Roman"/>
-          <w:i/>
-          <w:color w:val="FF0000"/>
-          <w:sz w:val="24"/>
-        </w:rPr>
-        <w:t xml:space="preserve">Кондак </w:t>
+      <w:r>
+        <w:rPr>
+          <w:rFonts w:ascii="Times New Roman" w:hAnsi="Times New Roman"/>
+          <w:i/>
+          <w:color w:val="FF4400"/>
+          <w:sz w:val="24"/>
+        </w:rPr>
+        <w:t xml:space="preserve">Кондак (г. 1): </w:t>
+      </w:r>
+      <w:r>
+        <w:rPr>
+          <w:rFonts w:ascii="Times New Roman" w:hAnsi="Times New Roman"/>
+          <w:color w:val="333333"/>
+          <w:sz w:val="24"/>
+        </w:rPr>
+        <w:t>Коли прийдеш, Боже, на землю зо славою і затрепече все,* а ріка вогненна потече перед судищем,* і книги розгортаються,* і таємне з’являється,* – тоді ізбав мене від вогню невгасимого* і сподоби мене праворуч Тебе стати,* Судде найправедніший.</w:t>
       </w:r>
     </w:p>
     <w:p>
@@ -4440,23 +4438,21 @@
       </w:r>
     </w:p>
     <w:p>
-      <w:pPr>
-        <w:spacing w:line="240" w:lineRule="auto"/>
-        <w:rPr>
-          <w:rFonts w:ascii="Times New Roman" w:hAnsi="Times New Roman"/>
-          <w:i/>
-          <w:color w:val="FF0000"/>
-          <w:sz w:val="24"/>
-        </w:rPr>
-      </w:pPr>
-      <w:r>
-        <w:rPr>
-          <w:rFonts w:ascii="Times New Roman" w:hAnsi="Times New Roman"/>
-          <w:i/>
-          <w:color w:val="FF0000"/>
-          <w:sz w:val="24"/>
-        </w:rPr>
-        <w:t xml:space="preserve">Тропар </w:t>
+      <w:r>
+        <w:rPr>
+          <w:rFonts w:ascii="Times New Roman" w:hAnsi="Times New Roman"/>
+          <w:i/>
+          <w:color w:val="FF0000"/>
+          <w:sz w:val="24"/>
+        </w:rPr>
+        <w:t>Тропар (г. 7):</w:t>
+      </w:r>
+      <w:r>
+        <w:rPr>
+          <w:rFonts w:ascii="Times New Roman" w:hAnsi="Times New Roman"/>
+          <w:sz w:val="24"/>
+        </w:rPr>
+        <w:t xml:space="preserve"> Розрушив Ти хрестом твоїм смерть, * створив Ти розбійникові рай, * мироносицям плач перемінив єси, * і апостолам проповідати повелів єси, * що воскрес Ти, Христе Боже, * даючи світові велику милість.</w:t>
       </w:r>
     </w:p>
     <w:p>
@@ -4859,23 +4855,22 @@
       </w:r>
     </w:p>
     <w:p>
-      <w:pPr>
-        <w:spacing w:line="240" w:lineRule="auto"/>
-        <w:rPr>
-          <w:rFonts w:ascii="Times New Roman" w:hAnsi="Times New Roman"/>
-          <w:i/>
-          <w:color w:val="FF0000"/>
-          <w:sz w:val="24"/>
-        </w:rPr>
-      </w:pPr>
-      <w:r>
-        <w:rPr>
-          <w:rFonts w:ascii="Times New Roman" w:hAnsi="Times New Roman"/>
-          <w:i/>
-          <w:color w:val="FF0000"/>
-          <w:sz w:val="24"/>
-        </w:rPr>
-        <w:t xml:space="preserve">Кондак </w:t>
+      <w:r>
+        <w:rPr>
+          <w:rFonts w:ascii="Times New Roman" w:hAnsi="Times New Roman"/>
+          <w:i/>
+          <w:color w:val="FF4400"/>
+          <w:sz w:val="24"/>
+        </w:rPr>
+        <w:t xml:space="preserve">Кондак (г. 1): </w:t>
+      </w:r>
+      <w:r>
+        <w:rPr>
+          <w:rFonts w:ascii="Times New Roman" w:hAnsi="Times New Roman"/>
+          <w:color w:val="333333"/>
+          <w:sz w:val="24"/>
+        </w:rPr>
+        <w:t>Коли прийдеш, Боже, на землю зо славою і затрепече все,* а ріка вогненна потече перед судищем,* і книги розгортаються,* і таємне з’являється,* – тоді ізбав мене від вогню невгасимого* і сподоби мене праворуч Тебе стати,* Судде найправедніший.</w:t>
       </w:r>
     </w:p>
     <w:p>
@@ -7054,23 +7049,21 @@
       </w:r>
     </w:p>
     <w:p>
-      <w:pPr>
-        <w:spacing w:line="240" w:lineRule="auto"/>
-        <w:rPr>
-          <w:rFonts w:ascii="Times New Roman" w:hAnsi="Times New Roman"/>
-          <w:i/>
-          <w:color w:val="FF0000"/>
-          <w:sz w:val="24"/>
-        </w:rPr>
-      </w:pPr>
-      <w:r>
-        <w:rPr>
-          <w:rFonts w:ascii="Times New Roman" w:hAnsi="Times New Roman"/>
-          <w:i/>
-          <w:color w:val="FF0000"/>
-          <w:sz w:val="24"/>
-        </w:rPr>
-        <w:t xml:space="preserve">Тропар </w:t>
+      <w:r>
+        <w:rPr>
+          <w:rFonts w:ascii="Times New Roman" w:hAnsi="Times New Roman"/>
+          <w:i/>
+          <w:color w:val="FF0000"/>
+          <w:sz w:val="24"/>
+        </w:rPr>
+        <w:t>Тропар (г. 7):</w:t>
+      </w:r>
+      <w:r>
+        <w:rPr>
+          <w:rFonts w:ascii="Times New Roman" w:hAnsi="Times New Roman"/>
+          <w:sz w:val="24"/>
+        </w:rPr>
+        <w:t xml:space="preserve"> Розрушив Ти хрестом твоїм смерть, * створив Ти розбійникові рай, * мироносицям плач перемінив єси, * і апостолам проповідати повелів єси, * що воскрес Ти, Христе Боже, * даючи світові велику милість.</w:t>
       </w:r>
     </w:p>
     <w:p>
@@ -7558,23 +7551,22 @@
       </w:r>
     </w:p>
     <w:p>
-      <w:pPr>
-        <w:spacing w:line="240" w:lineRule="auto"/>
-        <w:rPr>
-          <w:rFonts w:ascii="Times New Roman" w:hAnsi="Times New Roman"/>
-          <w:i/>
-          <w:color w:val="FF0000"/>
-          <w:sz w:val="24"/>
-        </w:rPr>
-      </w:pPr>
-      <w:r>
-        <w:rPr>
-          <w:rFonts w:ascii="Times New Roman" w:hAnsi="Times New Roman"/>
-          <w:i/>
-          <w:color w:val="FF0000"/>
-          <w:sz w:val="24"/>
-        </w:rPr>
-        <w:t xml:space="preserve">Кондак </w:t>
+      <w:r>
+        <w:rPr>
+          <w:rFonts w:ascii="Times New Roman" w:hAnsi="Times New Roman"/>
+          <w:i/>
+          <w:color w:val="FF4400"/>
+          <w:sz w:val="24"/>
+        </w:rPr>
+        <w:t xml:space="preserve">Кондак (г. 1): </w:t>
+      </w:r>
+      <w:r>
+        <w:rPr>
+          <w:rFonts w:ascii="Times New Roman" w:hAnsi="Times New Roman"/>
+          <w:color w:val="333333"/>
+          <w:sz w:val="24"/>
+        </w:rPr>
+        <w:t>Коли прийдеш, Боже, на землю зо славою і затрепече все,* а ріка вогненна потече перед судищем,* і книги розгортаються,* і таємне з’являється,* – тоді ізбав мене від вогню невгасимого* і сподоби мене праворуч Тебе стати,* Судде найправедніший.</w:t>
       </w:r>
     </w:p>
     <w:p>
@@ -9540,23 +9532,21 @@
       </w:r>
     </w:p>
     <w:p>
-      <w:pPr>
-        <w:spacing w:line="240" w:lineRule="auto"/>
-        <w:rPr>
-          <w:rFonts w:ascii="Times New Roman" w:hAnsi="Times New Roman"/>
-          <w:i/>
-          <w:color w:val="FF0000"/>
-          <w:sz w:val="24"/>
-        </w:rPr>
-      </w:pPr>
-      <w:r>
-        <w:rPr>
-          <w:rFonts w:ascii="Times New Roman" w:hAnsi="Times New Roman"/>
-          <w:i/>
-          <w:color w:val="FF0000"/>
-          <w:sz w:val="24"/>
-        </w:rPr>
-        <w:t xml:space="preserve">Тропар </w:t>
+      <w:r>
+        <w:rPr>
+          <w:rFonts w:ascii="Times New Roman" w:hAnsi="Times New Roman"/>
+          <w:i/>
+          <w:color w:val="FF0000"/>
+          <w:sz w:val="24"/>
+        </w:rPr>
+        <w:t>Тропар (г. 7):</w:t>
+      </w:r>
+      <w:r>
+        <w:rPr>
+          <w:rFonts w:ascii="Times New Roman" w:hAnsi="Times New Roman"/>
+          <w:sz w:val="24"/>
+        </w:rPr>
+        <w:t xml:space="preserve"> Розрушив Ти хрестом твоїм смерть, * створив Ти розбійникові рай, * мироносицям плач перемінив єси, * і апостолам проповідати повелів єси, * що воскрес Ти, Христе Боже, * даючи світові велику милість.</w:t>
       </w:r>
     </w:p>
     <w:p>
@@ -10023,23 +10013,22 @@
       </w:r>
     </w:p>
     <w:p>
-      <w:pPr>
-        <w:spacing w:line="240" w:lineRule="auto"/>
-        <w:rPr>
-          <w:rFonts w:ascii="Times New Roman" w:hAnsi="Times New Roman"/>
-          <w:i/>
-          <w:color w:val="FF0000"/>
-          <w:sz w:val="24"/>
-        </w:rPr>
-      </w:pPr>
-      <w:r>
-        <w:rPr>
-          <w:rFonts w:ascii="Times New Roman" w:hAnsi="Times New Roman"/>
-          <w:i/>
-          <w:color w:val="FF0000"/>
-          <w:sz w:val="24"/>
-        </w:rPr>
-        <w:t xml:space="preserve">Кондак </w:t>
+      <w:r>
+        <w:rPr>
+          <w:rFonts w:ascii="Times New Roman" w:hAnsi="Times New Roman"/>
+          <w:i/>
+          <w:color w:val="FF4400"/>
+          <w:sz w:val="24"/>
+        </w:rPr>
+        <w:t xml:space="preserve">Кондак (г. 1): </w:t>
+      </w:r>
+      <w:r>
+        <w:rPr>
+          <w:rFonts w:ascii="Times New Roman" w:hAnsi="Times New Roman"/>
+          <w:color w:val="333333"/>
+          <w:sz w:val="24"/>
+        </w:rPr>
+        <w:t>Коли прийдеш, Боже, на землю зо славою і затрепече все,* а ріка вогненна потече перед судищем,* і книги розгортаються,* і таємне з’являється,* – тоді ізбав мене від вогню невгасимого* і сподоби мене праворуч Тебе стати,* Судде найправедніший.</w:t>
       </w:r>
     </w:p>
     <w:p>
